--- a/klagomål/A 35675-2026 FSC-klagomål.docx
+++ b/klagomål/A 35675-2026 FSC-klagomål.docx
@@ -751,7 +751,7 @@
     <w:r>
       <w:tab/>
       <w:tab/>
-      <w:t>2026-09-01</w:t>
+      <w:t>2026-09-02</w:t>
       <w:br/>
       <w:br/>
     </w:r>

--- a/klagomål/A 35675-2026 FSC-klagomål.docx
+++ b/klagomål/A 35675-2026 FSC-klagomål.docx
@@ -751,7 +751,7 @@
     <w:r>
       <w:tab/>
       <w:tab/>
-      <w:t>2026-09-02</w:t>
+      <w:t>2026-09-03</w:t>
       <w:br/>
       <w:br/>
     </w:r>

--- a/klagomål/A 35675-2026 FSC-klagomål.docx
+++ b/klagomål/A 35675-2026 FSC-klagomål.docx
@@ -751,7 +751,7 @@
     <w:r>
       <w:tab/>
       <w:tab/>
-      <w:t>2026-09-03</w:t>
+      <w:t>2026-09-04</w:t>
       <w:br/>
       <w:br/>
     </w:r>

--- a/klagomål/A 35675-2026 FSC-klagomål.docx
+++ b/klagomål/A 35675-2026 FSC-klagomål.docx
@@ -751,7 +751,7 @@
     <w:r>
       <w:tab/>
       <w:tab/>
-      <w:t>2026-09-04</w:t>
+      <w:t>2026-09-05</w:t>
       <w:br/>
       <w:br/>
     </w:r>

--- a/klagomål/A 35675-2026 FSC-klagomål.docx
+++ b/klagomål/A 35675-2026 FSC-klagomål.docx
@@ -751,7 +751,7 @@
     <w:r>
       <w:tab/>
       <w:tab/>
-      <w:t>2026-09-05</w:t>
+      <w:t>2026-09-06</w:t>
       <w:br/>
       <w:br/>
     </w:r>

--- a/klagomål/A 35675-2026 FSC-klagomål.docx
+++ b/klagomål/A 35675-2026 FSC-klagomål.docx
@@ -751,7 +751,7 @@
     <w:r>
       <w:tab/>
       <w:tab/>
-      <w:t>2026-09-06</w:t>
+      <w:t>2026-09-07</w:t>
       <w:br/>
       <w:br/>
     </w:r>

--- a/klagomål/A 35675-2026 FSC-klagomål.docx
+++ b/klagomål/A 35675-2026 FSC-klagomål.docx
@@ -751,7 +751,7 @@
     <w:r>
       <w:tab/>
       <w:tab/>
-      <w:t>2026-09-07</w:t>
+      <w:t>2026-09-08</w:t>
       <w:br/>
       <w:br/>
     </w:r>

--- a/klagomål/A 35675-2026 FSC-klagomål.docx
+++ b/klagomål/A 35675-2026 FSC-klagomål.docx
@@ -751,7 +751,7 @@
     <w:r>
       <w:tab/>
       <w:tab/>
-      <w:t>2026-09-08</w:t>
+      <w:t>2026-09-09</w:t>
       <w:br/>
       <w:br/>
     </w:r>

--- a/klagomål/A 35675-2026 FSC-klagomål.docx
+++ b/klagomål/A 35675-2026 FSC-klagomål.docx
@@ -751,7 +751,7 @@
     <w:r>
       <w:tab/>
       <w:tab/>
-      <w:t>2026-09-09</w:t>
+      <w:t>2026-09-10</w:t>
       <w:br/>
       <w:br/>
     </w:r>

--- a/klagomål/A 35675-2026 FSC-klagomål.docx
+++ b/klagomål/A 35675-2026 FSC-klagomål.docx
@@ -178,7 +178,7 @@
       <w:r>
         <w:drawing>
           <wp:inline xmlns:a="http://schemas.openxmlformats.org/drawingml/2006/main" xmlns:pic="http://schemas.openxmlformats.org/drawingml/2006/picture">
-            <wp:extent cx="5486400" cy="4440025"/>
+            <wp:extent cx="5486400" cy="4560687"/>
             <wp:docPr id="1" name="Picture 1"/>
             <wp:cNvGraphicFramePr>
               <a:graphicFrameLocks noChangeAspect="1"/>
@@ -199,7 +199,7 @@
                   <pic:spPr>
                     <a:xfrm>
                       <a:off x="0" y="0"/>
-                      <a:ext cx="5486400" cy="4440025"/>
+                      <a:ext cx="5486400" cy="4560687"/>
                     </a:xfrm>
                     <a:prstGeom prst="rect"/>
                   </pic:spPr>
@@ -221,7 +221,7 @@
     </w:p>
     <w:p>
       <w:r>
-        <w:t>I avverkningsanmälan finns fynd av 1 naturvårdsarter, varav 1 är rödlistad och 1 är fridlyst: lappuggla (VU, §4). Se Figur 1.</w:t>
+        <w:t>I avverkningsanmälan finns fynd av 5 naturvårdsarter, varav 2 är rödlistade, 4 är fridlysta, 2 är typiska (T) och 1 är signalart (S): lappuggla (VU, §4), entita (NT, T, §4), blåmossa (S, T), skogsödla (§6) och revlummer (§9). Se Figur 1.</w:t>
       </w:r>
     </w:p>
     <w:p>
@@ -256,6 +256,55 @@
       </w:r>
       <w:r>
         <w:t xml:space="preserve"> är rödlistad som sårbar och upptagen i bilaga 1 EU:s fågeldirektiv. Den hotas av brist på lämpliga risbon till följd av avverkning av äldre skog samt fragmentering av större skogsbestånd och det allvarligaste hotet mot arten utgörs av minskad tillgång på lämplig häckningsmiljö och särskilt på boplatser på grund av skogsbruk. Skyddszoner behöver lämnas kring boplatser vid avverkning eller andra skogliga åtgärder. Som tumregel kan man säga att skyddszonen ska vara så bred (&gt;100 m) att boet inte syns från kanten av beståndet (SLU Artdatabanken, 2024; Skogsstyrelsen, 2016).</w:t>
+      </w:r>
+    </w:p>
+    <w:p>
+      <w:r>
+        <w:rPr>
+          <w:b/>
+        </w:rPr>
+        <w:t>Entita (NT, §4)</w:t>
+      </w:r>
+      <w:r>
+        <w:t xml:space="preserve">, rödlistad som nära hotad och prioriterad art i Skogsvårdslagen, har häckningsrevir i anmälan. Minskningstakten innevarande 10-årsperiod beräknas till 20 (10–30) % och bedöms vara nära gränsvärdet för Sårbar (VU). Entitan är ortstrogen och reviret är i genomsnitt omkring 5 hektar, ibland uppåt 20 hektar stort. Entitan är en utpräglad lövskogsfågel som föredrar flerskiktade, gärna högvuxna skogar med inslag av äldre träd och välutvecklat buskskikt. Även alkärr med videsnår hör till de miljöer som utnyttjas. Arten häckar ofta i skogar som är svagt eller inte alls påverkade av skogsbruk, ofta rör det sig om värdekärnor med höga naturvärden. Entitan missgynnas av konventionellt skogsbruk och dess ortstrohet och dåliga spridningsförmåga gör den känslig för fragmentering. Entita är typisk art för </w:t>
+      </w:r>
+      <w:r>
+        <w:rPr>
+          <w:i/>
+        </w:rPr>
+        <w:t>9080 Lövsumpskog</w:t>
+      </w:r>
+      <w:r>
+        <w:t xml:space="preserve"> (Skogsstyrelsen, 2016, SLU Artdatabanken, 2021).</w:t>
+      </w:r>
+    </w:p>
+    <w:p>
+      <w:r>
+        <w:rPr>
+          <w:b/>
+        </w:rPr>
+        <w:t xml:space="preserve">Blåmossa </w:t>
+      </w:r>
+      <w:r>
+        <w:t xml:space="preserve">har karaktäristiska kuddar som är lätta att se på långt håll. Mycket stora kuddar, större än 0,5 meter i höjd, indikerar höga naturvärden där skogen har en lång period av orördhet oh stabila miljöförhållanden. Mossan växer under gynnsamma omständigheter cirka 1 centimeter per år och stora kuddar kan därför indirekt visa att lokalen varit lämplig under en lång tid. Blåmossa är typisk art för </w:t>
+      </w:r>
+      <w:r>
+        <w:rPr>
+          <w:i/>
+        </w:rPr>
+        <w:t>9010 Taiga, 9080 Lövsumpskog</w:t>
+      </w:r>
+      <w:r>
+        <w:t xml:space="preserve"> och </w:t>
+      </w:r>
+      <w:r>
+        <w:rPr>
+          <w:i/>
+        </w:rPr>
+        <w:t>9750 Svämlövskog</w:t>
+      </w:r>
+      <w:r>
+        <w:t xml:space="preserve"> (SLU Artdatabanken, 2025; Nitare &amp; Skogsstyrelsen, 2019).</w:t>
       </w:r>
     </w:p>
     <w:p>
@@ -364,7 +413,7 @@
         <w:rPr>
           <w:i/>
         </w:rPr>
-        <w:t>I det avverkningsanmälda skogsområdet har 1 naturvårdsarter varav 1 rödlistade arter sina livsmiljöer och växtplatser.</w:t>
+        <w:t>I det avverkningsanmälda skogsområdet har 5 naturvårdsarter varav 2 rödlistade arter sina livsmiljöer och växtplatser.</w:t>
       </w:r>
     </w:p>
     <w:p>
@@ -623,6 +672,79 @@
         <w:t>SLU Artdatabanken, Uppsala</w:t>
       </w:r>
     </w:p>
+    <w:p>
+      <w:pPr>
+        <w:pStyle w:val="Heading1"/>
+      </w:pPr>
+      <w:r>
+        <w:t>Entita – ekologi samt krav på livsmiljön</w:t>
+      </w:r>
+    </w:p>
+    <w:p>
+      <w:r>
+        <w:t xml:space="preserve">Entita (NT, §4) är rödlistad som nära hotad, fridlyst och prioriterad art enligt Skogsvårdslagen. Den omfattas av EU:s fågeldirektiv och är typisk art för </w:t>
+      </w:r>
+      <w:r>
+        <w:rPr>
+          <w:i/>
+        </w:rPr>
+        <w:t>9080 Lövsumpskog</w:t>
+      </w:r>
+      <w:r>
+        <w:t>. Minskningstakten har uppgått till 20 (10–30) % under de senaste 10 åren och bedöms vara nära gränsvärdet för Sårbar (VU). (A2b) (SLU Artdatabanken, 2021).</w:t>
+      </w:r>
+    </w:p>
+    <w:p>
+      <w:r>
+        <w:t>Entitan är en utpräglad lövskogsfågel som påträffas i ädellövskogar, strandskogar, ekhagar, igenväxande hagmarker, lövdungar, parker och trädgårdar. Den föredrar flerskiktade, gärna högvuxna skogar med inslag av äldre träd och med ett välutvecklat buskskikt. Ek- och hasseldominerade skogar och dungar, samt alkärr med videsnår, hör till de miljöer som ofta utnyttjas. I sydligaste Sverige är bokskog en viktig miljö (Skogsstyrelsen, 2016).</w:t>
+      </w:r>
+    </w:p>
+    <w:p>
+      <w:r>
+        <w:t>Reviren är relativt stora för en småfågel, i genomsnitt omkring 5 hektar men de kan vara upp till 20 hektar. Entitan är en utpräglad stannfågel och rör sig inte långt från kläckningsplatsen; ungfåglarna sprider sig sällan mer än 5 km från födelseplatsen och etablerade fåglar lämnar därefter inte sitt revir (Skogsstyrelsen, 2016). Det häckande paret försvarar sitt revir året runt. De tillåter dock en grupp av ungfåglar att etablera sig inom deras revir och så bildas en vinterflock, vilket sker redan i juni månad. Även under kalla vintrar stannar entitan kvar inom sitt revir. Hittar man entitor vid sitt foderbord beror det på att fågelmatningen ligger inom ett entiterevir (SLU Artdatabanken, 2021). Arten är känslig för fragmentering och har svårt att etablera sig i isolerade skogsområden. Entitan är hålhäckare, men kan inte själv hacka fram sitt hål utan är beroende av miljöer som erbjuder naturliga hål (Skogsstyrelsen, 2016).</w:t>
+      </w:r>
+    </w:p>
+    <w:p>
+      <w:r>
+        <w:t>Arten häckar ofta i skogar som är svagt eller inte alls påverkade av skogsbruk. Särskilt i Svealand ofta i skogar som har höga naturvärden och utgör skogliga värdekärnor. Entitan missgynnas av konventionellt skogsbruk genom minskad förekomst av risiga, flerskiktade skogar liksom av avverkning av lövträdsrika kantzoner. Entitans ortstrohet och dåliga spridningsförmåga gör den känslig för fragmentering (Skogsstyrelsen, 2016).</w:t>
+      </w:r>
+    </w:p>
+    <w:p>
+      <w:pPr>
+        <w:pStyle w:val="Heading2"/>
+      </w:pPr>
+      <w:r>
+        <w:t>Referenser – entita</w:t>
+      </w:r>
+    </w:p>
+    <w:p>
+      <w:r>
+        <w:t xml:space="preserve">Skogsstyrelsen, 2016. </w:t>
+      </w:r>
+      <w:r>
+        <w:rPr>
+          <w:i/>
+        </w:rPr>
+        <w:t xml:space="preserve">Vägledning för hänsyn till entita. </w:t>
+      </w:r>
+      <w:r>
+        <w:t>https://www.skogsstyrelsen.se/globalassets/lag-och-tillsyn/artskydd/vagledningar-for-hansyn-till-faglar/entita-vagledning-hansyn2.pdf</w:t>
+      </w:r>
+    </w:p>
+    <w:p>
+      <w:r>
+        <w:t xml:space="preserve">SLU Artdatabanken, 2021. </w:t>
+      </w:r>
+      <w:r>
+        <w:rPr>
+          <w:i/>
+        </w:rPr>
+        <w:t xml:space="preserve">Artfaktablad. Naturvård – artfakta. </w:t>
+      </w:r>
+      <w:r>
+        <w:t>SLU Artdatabanken, Uppsala</w:t>
+      </w:r>
+    </w:p>
     <w:sectPr>
       <w:headerReference w:type="even" r:id="rId8"/>
       <w:headerReference w:type="default" r:id="rId9"/>
@@ -751,7 +873,7 @@
     <w:r>
       <w:tab/>
       <w:tab/>
-      <w:t>2026-09-10</w:t>
+      <w:t>2026-09-11</w:t>
       <w:br/>
       <w:br/>
     </w:r>

--- a/klagomål/A 35675-2026 FSC-klagomål.docx
+++ b/klagomål/A 35675-2026 FSC-klagomål.docx
@@ -873,7 +873,7 @@
     <w:r>
       <w:tab/>
       <w:tab/>
-      <w:t>2026-09-11</w:t>
+      <w:t>2026-09-12</w:t>
       <w:br/>
       <w:br/>
     </w:r>
